--- a/versions/v4.0-transverse-microstrain/02_横向布纤与封装设计.docx
+++ b/versions/v4.0-transverse-microstrain/02_横向布纤与封装设计.docx
@@ -12,35 +12,12 @@
     </w:p>
     <w:p>
       <w:r>
-        <w:t>V4.0 工作稿　2026年10月27日　内容已保存 最终复核待完成</w:t>
+        <w:t>V4.0 研究设计版　2026年10月28日　样件与工程参数须实物验证</w:t>
       </w:r>
     </w:p>
     <w:p>
       <w:r>
         <w:t>主线沿横坡近等高线布设。首轮比较直埋轴向应变件和局部差动位移转换件；所有光路的主走向保持横向，回线沿槽外或现场侧边保护通道进入接线箱。设计目标是测量局部相对运动，不将整块刚体运动等同于微应变。引用R编号见《病害与文献证据》。</w:t>
-      </w:r>
-    </w:p>
-    <w:p>
-      <w:pPr>
-        <w:pStyle w:val="Heading1"/>
-      </w:pPr>
-      <w:r>
-        <w:t>1 坐标与方向可观测性</w:t>
-      </w:r>
-    </w:p>
-    <w:p>
-      <w:r>
-        <w:t>s为沿坡向下坐标，y为横坡坐标，n为坡面法向向外；平土箱阶段s仅表示预定顺坡加载方向。d为从局部土面向下的法向覆土深度，与V3从床面向上的n不同。所有图纸以mm为单位。</w:t>
-      </w:r>
-    </w:p>
-    <w:p>
-      <w:r>
-        <w:t>小变形下，沿y的直纤主要感受y方向位移对y的变化率。纯顺坡位移若沿y均匀，则没有一阶轴向伸长。裂缝与测线近似平行时，测线可能完全不跨缝。滑面深于埋设层时，两锚点可能一起运动。以上是几何盲区，不能靠提高采样率或CNN-LSTM消除[R02、R04、R09]。</w:t>
-      </w:r>
-    </w:p>
-    <w:p>
-      <w:r>
-        <w:t>对无滑移且两端固定的直线段，端点发生垂直于纤维轴线的差动δ时，路径长度增量为两端新间距减去原长L。小变形近似平均伸长比为δ²/(2L²)。以L=100 mm、δ=10 μm为例，理想平均应变仅0.005 με；同样10 μm沿纤维轴线伸长则为100 με。该推导是理想两端几何算例，不适用于直接把土体位移反演为每个光栅的局部应变。</w:t>
       </w:r>
     </w:p>
     <w:p>
@@ -90,6 +67,29 @@
       </w:pPr>
       <w:r>
         <w:t>图1 横向布纤对不同位移方向的响应路径及盲区</w:t>
+      </w:r>
+    </w:p>
+    <w:p>
+      <w:pPr>
+        <w:pStyle w:val="Heading1"/>
+      </w:pPr>
+      <w:r>
+        <w:t>1 坐标与方向可观测性</w:t>
+      </w:r>
+    </w:p>
+    <w:p>
+      <w:r>
+        <w:t>s为沿坡向下坐标，y为横坡坐标，n为坡面法向向外；平土箱阶段s仅表示预定顺坡加载方向。d为从局部土面向下的法向覆土深度，与V3从床面向上的n不同。所有图纸以mm为单位。</w:t>
+      </w:r>
+    </w:p>
+    <w:p>
+      <w:r>
+        <w:t>小变形下，沿y的直纤主要感受y方向位移对y的变化率。纯顺坡位移若沿y均匀，则没有一阶轴向伸长。裂缝与测线近似平行时，测线可能完全不跨缝。滑面深于埋设层时，两锚点可能一起运动。以上是几何盲区，不能靠提高采样率或CNN-LSTM消除[R02、R04、R09]。</w:t>
+      </w:r>
+    </w:p>
+    <w:p>
+      <w:r>
+        <w:t>对无滑移且两端固定的直线段，端点发生垂直于纤维轴线的差动δ时，路径长度增量为两端新间距减去原长L。小变形近似平均伸长比为δ²/(2L²)。以L=100 mm、δ=10 μm为例，理想平均应变仅0.005 με；同样10 μm沿纤维轴线伸长则为100 με。该推导是理想两端几何算例，不适用于直接把土体位移反演为每个光栅的局部应变。</w:t>
       </w:r>
     </w:p>
     <w:p>
@@ -561,11 +561,6 @@
       </w:r>
     </w:p>
     <w:p>
-      <w:r>
-        <w:t>节点使用横向弹性薄片连接两个局部锚片；在薄片两面贴FBG，利用差动弯曲产生一拉一压。薄片长轴沿y，薄片的薄厚方向朝目标位移方向。测法向沉陷时薄片宽面平行坡面；测顺坡剪切时薄片转90°，宽面沿y-n平面。更改的是节点姿态，主光缆仍横向。</w:t>
-      </w:r>
-    </w:p>
-    <w:p>
       <w:pPr>
         <w:keepNext/>
         <w:jc w:val="center"/>
@@ -612,6 +607,11 @@
       </w:pPr>
       <w:r>
         <w:t>图3 双面FBG弯曲件的候选尺寸与引线分区</w:t>
+      </w:r>
+    </w:p>
+    <w:p>
+      <w:r>
+        <w:t>节点使用横向弹性薄片连接两个局部锚片；在薄片两面贴FBG，利用差动弯曲产生一拉一压。薄片长轴沿y，薄片的薄厚方向朝目标位移方向。测法向沉陷时薄片宽面平行坡面；测顺坡剪切时薄片转90°，宽面沿y-n平面。更改的是节点姿态，主光缆仍横向。</w:t>
       </w:r>
     </w:p>
     <w:tbl>
@@ -1229,6 +1229,111 @@
       </w:r>
     </w:p>
     <w:p>
+      <w:r>
+        <w:t>上述数值是金属基片表面应变，FBG纤芯中心因光纤半径和胶厚位于表面外侧，中性轴也可能受复合截面影响；不能直接把基片表面计算当作纤芯实测灵敏度。应变片与FBG对照须按各自安装高度和有效标距校准。理想固定导向梁反力为12EIδ/L³，矩形截面I=bt³/12；三厚度的反力应实际量测，不能只比较波长变化大小。</w:t>
+      </w:r>
+    </w:p>
+    <w:p>
+      <w:pPr>
+        <w:pStyle w:val="Heading2"/>
+      </w:pPr>
+      <w:r>
+        <w:t>4.1 夹持与锚片接口</w:t>
+      </w:r>
+    </w:p>
+    <w:p>
+      <w:r>
+        <w:t>以H2-2中心y=400为例，薄片沿y占320—480 mm；夹持区320—340及460—480，净跨340—460，锚片中心330及470。两片40 mm长锚片分别占310—350及450—490，组件总占位180 mm。FBG中心取y=355，两面对齐；不要把a=15误从薄片外端起量。</w:t>
+      </w:r>
+    </w:p>
+    <w:p>
+      <w:r>
+        <w:t>首轮夹块候选每端上下各一片，沿y长20、横向宽24、厚4 mm；两颗M3螺钉轴线在夹持区中点、跨片宽方向距中线±8 mm，位于10 mm宽弹性片外侧，不在有效跨内钻孔。两端共4夹块、4螺钉。夹块可选机加工铝合金，表面去毛刺并绝缘隔离异种金属；紧固扭矩由防滑移与不压伤的样件试验确定，记录数值，不凭手感统一拧紧。以上是接口起点，螺纹啮合、沉头和连接螺钉长度由加工图核定。</w:t>
+      </w:r>
+    </w:p>
+    <w:p>
+      <w:r>
+        <w:t>土锚片先比较304薄板40×40×1 mm的光面与粗糙面，禁止在同组同时改变面积和表面处理。测n向沉陷时锚片主面在y-s面，测s向错动时转入y-n面，使主面法向对准目标差动；采用单端角座连接本端夹块，角座不能跨接两端。顺坡方向占位≤50 mm，法向占位也按≤50 mm检查；换向后的n向锚片高度不能碰上下边界。土锚转角不受刚架强制约束，须用独立参考测量。</w:t>
+      </w:r>
+    </w:p>
+    <w:p>
+      <w:pPr>
+        <w:keepNext/>
+        <w:jc w:val="center"/>
+      </w:pPr>
+      <w:r>
+        <w:drawing>
+          <wp:inline xmlns:a="http://schemas.openxmlformats.org/drawingml/2006/main" xmlns:pic="http://schemas.openxmlformats.org/drawingml/2006/picture">
+            <wp:extent cx="6309360" cy="3943350"/>
+            <wp:docPr id="4" name="Picture 4" descr="夹具与土锚连接"/>
+            <wp:cNvGraphicFramePr>
+              <a:graphicFrameLocks noChangeAspect="1"/>
+            </wp:cNvGraphicFramePr>
+            <a:graphic>
+              <a:graphicData uri="http://schemas.openxmlformats.org/drawingml/2006/picture">
+                <pic:pic>
+                  <pic:nvPicPr>
+                    <pic:cNvPr id="0" name="F07_夹具与锚片.png"/>
+                    <pic:cNvPicPr/>
+                  </pic:nvPicPr>
+                  <pic:blipFill>
+                    <a:blip r:embed="rId13"/>
+                    <a:stretch>
+                      <a:fillRect/>
+                    </a:stretch>
+                  </pic:blipFill>
+                  <pic:spPr>
+                    <a:xfrm>
+                      <a:off x="0" y="0"/>
+                      <a:ext cx="6309360" cy="3943350"/>
+                    </a:xfrm>
+                    <a:prstGeom prst="rect"/>
+                  </pic:spPr>
+                </pic:pic>
+              </a:graphicData>
+            </a:graphic>
+          </wp:inline>
+        </w:drawing>
+      </w:r>
+    </w:p>
+    <w:p>
+      <w:pPr>
+        <w:pStyle w:val="Caption"/>
+        <w:jc w:val="center"/>
+      </w:pPr>
+      <w:r>
+        <w:t>图7 单端夹持与锚片结构候选 不在有效跨或纤维上直接施加螺钉压力</w:t>
+      </w:r>
+    </w:p>
+    <w:p>
+      <w:pPr>
+        <w:pStyle w:val="Heading2"/>
+      </w:pPr>
+      <w:r>
+        <w:t>4.2 写栅 封装与引线工序</w:t>
+      </w:r>
+    </w:p>
+    <w:p>
+      <w:r>
+        <w:t>交给厂家的是光路和机械需求单：栅型、长度、波长分配窗口、每路栅数、反射率和峰宽范围、复涂材料、温度及应变范围、纤维与尾纤弯曲半径。先接收1个A件和三种厚度B件的样件，不先定制整箱阵列。写栅及复涂由具备对应工艺的厂家完成；本项目制作外部传力结构，不能以普通现场胶封替代写栅后的涂覆恢复。</w:t>
+      </w:r>
+    </w:p>
+    <w:p>
+      <w:r>
+        <w:t>样件工序为核对裸栅谱线 → 金属去毛刺与清洁 → 在定位治具中贴合双面同位FBG → 按胶数据表控制胶层和固化 → 逐面温度及机械校准 → 安装非承载护罩 → 接松套过渡和外部保护 → 湿态复测。记录胶牌号、批次、涂层相容性、实际厚度与固化条件；任何打磨、等离子或溶剂处理先在废样验证，不直接处理光栅。</w:t>
+      </w:r>
+    </w:p>
+    <w:p>
+      <w:r>
+        <w:t>两面栅可用两条近直线支路各串接三个节点，另一路接温度栅；此接法增加光通道数。若主机允许每横线7栅单路，优先请厂家用足够长度的尾纤在箱外或宽裕的侧边通道连接两面支路，避免在10 mm宽薄片端部折返180°。文中21是总栅数，不是主机必须具备21个独立光口；通道数随实际接法冻结。节点间20 mm几何间隙不等于可容纳任意弯曲半径的余纤环，余量可在非感测走线带展开，但须复核与相邻线、温度探头的距离。</w:t>
+      </w:r>
+    </w:p>
+    <w:p>
+      <w:r>
+        <w:t>护罩采用只固定于单端、另一端自由滑移的薄柔性挡砂套或罩，先留出覆盖目标位移及安装误差的间隙。遮挡砂粒与隔绝水不是同一要求：密封封装的内部压力、吸水和滞后均须实测；双端封死的套管可能形成额外弹簧。通过有罩/无罩台架对照测灵敏度与反力变化，再决定厚度和开口，不把护罩假定为零刚度。两端引线设置渐变应力释放，严禁硬胶把活动跨连成刚块。</w:t>
+      </w:r>
+    </w:p>
+    <w:p>
       <w:pPr>
         <w:pStyle w:val="Heading1"/>
       </w:pPr>
@@ -1324,7 +1429,7 @@
       <w:rPr>
         <w:sz w:val="18"/>
       </w:rPr>
-      <w:t xml:space="preserve">V4.0  |  2026-10-27  |  </w:t>
+      <w:t xml:space="preserve">V4.0  |  2026-10-28  |  </w:t>
     </w:r>
     <w:fldSimple w:instr="PAGE"/>
   </w:p>
